--- a/LAUNCH-GUIDE.docx
+++ b/LAUNCH-GUIDE.docx
@@ -506,7 +506,7 @@
               <w:pStyle w:val="Compact"/>
             </w:pPr>
             <w:r>
-              <w:t xml:space="preserve">Testi generati per 5 brand; 6 screenshot 1280×800 per LemonSqueezer, 2 per gli altri 4</w:t>
+              <w:t xml:space="preserve">Testi generati per 5 brand; 4 screenshot 1280×800 per LemonSqueezer (senza account interni né piani non disponibili), 2 per gli altri 4</w:t>
             </w:r>
           </w:p>
         </w:tc>
@@ -1173,7 +1173,7 @@
         <w:rPr>
           <w:rStyle w:val="VerbatimChar"/>
         </w:rPr>
-        <w:t xml:space="preserve">https://reading-intelligence-legal.s3.eu-west-1.amazonaws.com/privacy-policy.html</w:t>
+        <w:t xml:space="preserve">https://lemonsqueezer.app/privacy-policy.html</w:t>
       </w:r>
       <w:r>
         <w:t xml:space="preserve">, termini</w:t>
@@ -2314,7 +2314,7 @@
               <w:pStyle w:val="Compact"/>
             </w:pPr>
             <w:r>
-              <w:t xml:space="preserve">Carica i 6 file di</w:t>
+              <w:t xml:space="preserve">Carica i 4 file di</w:t>
             </w:r>
             <w:r>
               <w:t xml:space="preserve"> </w:t>
@@ -2329,7 +2329,7 @@
               <w:t xml:space="preserve"> </w:t>
             </w:r>
             <w:r>
-              <w:t xml:space="preserve">(1280×800). Minimo 1, massimo 5 per lingua: scegline 5</w:t>
+              <w:t xml:space="preserve">(1280×800): pagina, popup, risultato su testo, risultato su video. Minimo 1, massimo 5</w:t>
             </w:r>
           </w:p>
         </w:tc>
@@ -2356,13 +2356,7 @@
               <w:rPr>
                 <w:rStyle w:val="VerbatimChar"/>
               </w:rPr>
-              <w:t xml:space="preserve">https://bifa.digital</w:t>
-            </w:r>
-            <w:r>
-              <w:t xml:space="preserve"> </w:t>
-            </w:r>
-            <w:r>
-              <w:t xml:space="preserve">(o la landing del brand quando esiste)</w:t>
+              <w:t xml:space="preserve">https://lemonsqueezer.app</w:t>
             </w:r>
           </w:p>
         </w:tc>
@@ -2871,7 +2865,7 @@
         <w:rPr>
           <w:rStyle w:val="VerbatimChar"/>
         </w:rPr>
-        <w:t xml:space="preserve">https://reading-intelligence-legal.s3.eu-west-1.amazonaws.com/privacy-policy.html</w:t>
+        <w:t xml:space="preserve">https://lemonsqueezer.app/privacy-policy.html</w:t>
       </w:r>
       <w:r>
         <w:t xml:space="preserve"> </w:t>
@@ -5735,7 +5729,7 @@
         <w:rPr>
           <w:rStyle w:val="StringTok"/>
         </w:rPr>
-        <w:t xml:space="preserve">'https://bifa.digital/{brand}/thank-you.html'</w:t>
+        <w:t xml:space="preserve">'{site}/thank-you.html'</w:t>
       </w:r>
       <w:r>
         <w:rPr>
@@ -5768,7 +5762,7 @@
         <w:rPr>
           <w:rStyle w:val="StringTok"/>
         </w:rPr>
-        <w:t xml:space="preserve">'https://bifa.digital/{brand}/canceled.html'</w:t>
+        <w:t xml:space="preserve">'{site}/canceled.html'</w:t>
       </w:r>
       <w:r>
         <w:rPr>
@@ -6963,7 +6957,7 @@
         <w:rPr>
           <w:rStyle w:val="StringTok"/>
         </w:rPr>
-        <w:t xml:space="preserve">'https://bifa.digital/{brand}/thank-you.html'</w:t>
+        <w:t xml:space="preserve">'{site}/thank-you.html'</w:t>
       </w:r>
       <w:r>
         <w:rPr>
@@ -6996,7 +6990,7 @@
         <w:rPr>
           <w:rStyle w:val="StringTok"/>
         </w:rPr>
-        <w:t xml:space="preserve">'https://bifa.digital/{brand}/canceled.html'</w:t>
+        <w:t xml:space="preserve">'{site}/canceled.html'</w:t>
       </w:r>
       <w:r>
         <w:rPr>

--- a/LAUNCH-GUIDE.docx
+++ b/LAUNCH-GUIDE.docx
@@ -7772,7 +7772,7 @@
     </w:p>
     <w:bookmarkEnd w:id="37"/>
     <w:bookmarkEnd w:id="38"/>
-    <w:bookmarkStart w:id="42" w:name="parte-e-firefox-e-safari"/>
+    <w:bookmarkStart w:id="43" w:name="parte-e-firefox-e-safari"/>
     <w:p>
       <w:pPr>
         <w:pStyle w:val="Heading1"/>
@@ -8125,13 +8125,13 @@
       </w:r>
     </w:p>
     <w:bookmarkEnd w:id="40"/>
-    <w:bookmarkStart w:id="41" w:name="e2.-safari"/>
+    <w:bookmarkStart w:id="41" w:name="e2.-safari-macos"/>
     <w:p>
       <w:pPr>
         <w:pStyle w:val="Heading2"/>
       </w:pPr>
       <w:r>
-        <w:t xml:space="preserve">E2. Safari</w:t>
+        <w:t xml:space="preserve">E2. Safari (macOS)</w:t>
       </w:r>
     </w:p>
     <w:p>
@@ -8184,8 +8184,699 @@
       </w:r>
     </w:p>
     <w:bookmarkEnd w:id="41"/>
+    <w:bookmarkStart w:id="42" w:name="X19cb236b042cb0bcabcad746e1dc62f509937b6"/>
+    <w:p>
+      <w:pPr>
+        <w:pStyle w:val="Heading2"/>
+      </w:pPr>
+      <w:r>
+        <w:t xml:space="preserve">E3. iPhone e iPad —</w:t>
+      </w:r>
+      <w:r>
+        <w:t xml:space="preserve"> </w:t>
+      </w:r>
+      <w:r>
+        <w:t xml:space="preserve">“Squeeze”</w:t>
+      </w:r>
+      <w:r>
+        <w:t xml:space="preserve"> </w:t>
+      </w:r>
+      <w:r>
+        <w:t xml:space="preserve">dai menu di sistema</w:t>
+      </w:r>
+    </w:p>
+    <w:p>
+      <w:pPr>
+        <w:pStyle w:val="FirstParagraph"/>
+      </w:pPr>
+      <w:r>
+        <w:t xml:space="preserve">Verificato sulla documentazione Apple (settembre 2026):</w:t>
+      </w:r>
+      <w:r>
+        <w:t xml:space="preserve"> </w:t>
+      </w:r>
+      <w:r>
+        <w:rPr>
+          <w:rStyle w:val="VerbatimChar"/>
+        </w:rPr>
+        <w:t xml:space="preserve">identity</w:t>
+      </w:r>
+      <w:r>
+        <w:t xml:space="preserve"> </w:t>
+      </w:r>
+      <w:r>
+        <w:t xml:space="preserve">“Not supported”</w:t>
+      </w:r>
+      <w:r>
+        <w:t xml:space="preserve"> </w:t>
+      </w:r>
+      <w:r>
+        <w:t xml:space="preserve">(niente</w:t>
+      </w:r>
+      <w:r>
+        <w:t xml:space="preserve"> </w:t>
+      </w:r>
+      <w:r>
+        <w:rPr>
+          <w:rStyle w:val="VerbatimChar"/>
+        </w:rPr>
+        <w:t xml:space="preserve">launchWebAuthFlow</w:t>
+      </w:r>
+      <w:r>
+        <w:t xml:space="preserve">),</w:t>
+      </w:r>
+      <w:r>
+        <w:t xml:space="preserve"> </w:t>
+      </w:r>
+      <w:r>
+        <w:rPr>
+          <w:rStyle w:val="VerbatimChar"/>
+        </w:rPr>
+        <w:t xml:space="preserve">contextMenus</w:t>
+      </w:r>
+      <w:r>
+        <w:t xml:space="preserve"> </w:t>
+      </w:r>
+      <w:r>
+        <w:t xml:space="preserve">“Not supported in iOS”</w:t>
+      </w:r>
+      <w:r>
+        <w:t xml:space="preserve">, guideline 4.8 e 3.1.1.</w:t>
+      </w:r>
+    </w:p>
+    <w:tbl>
+      <w:tblPr>
+        <w:tblStyle w:val="Table"/>
+        <w:tblW w:type="pct" w:w="5000"/>
+        <w:tblLayout w:type="fixed"/>
+        <w:tblLook w:firstRow="1" w:lastRow="0" w:firstColumn="0" w:lastColumn="0" w:noHBand="0" w:noVBand="0" w:val="0020"/>
+      </w:tblPr>
+      <w:tblGrid>
+        <w:gridCol w:w="1584"/>
+        <w:gridCol w:w="1584"/>
+        <w:gridCol w:w="1584"/>
+        <w:gridCol w:w="1584"/>
+        <w:gridCol w:w="1584"/>
+      </w:tblGrid>
+      <w:tr>
+        <w:trPr>
+          <w:tblHeader w:val="on"/>
+        </w:trPr>
+        <w:tc>
+          <w:tcPr/>
+          <w:p>
+            <w:pPr>
+              <w:pStyle w:val="Compact"/>
+            </w:pPr>
+            <w:r>
+              <w:t xml:space="preserve">Opzione</w:t>
+            </w:r>
+          </w:p>
+        </w:tc>
+        <w:tc>
+          <w:tcPr/>
+          <w:p>
+            <w:pPr>
+              <w:pStyle w:val="Compact"/>
+            </w:pPr>
+            <w:r>
+              <w:t xml:space="preserve">Dove appare</w:t>
+            </w:r>
+          </w:p>
+        </w:tc>
+        <w:tc>
+          <w:tcPr/>
+          <w:p>
+            <w:pPr>
+              <w:pStyle w:val="Compact"/>
+            </w:pPr>
+            <w:r>
+              <w:t xml:space="preserve">Web / PDF / video</w:t>
+            </w:r>
+          </w:p>
+        </w:tc>
+        <w:tc>
+          <w:tcPr/>
+          <w:p>
+            <w:pPr>
+              <w:pStyle w:val="Compact"/>
+            </w:pPr>
+            <w:r>
+              <w:t xml:space="preserve">Limite</w:t>
+            </w:r>
+          </w:p>
+        </w:tc>
+        <w:tc>
+          <w:tcPr/>
+          <w:p>
+            <w:pPr>
+              <w:pStyle w:val="Compact"/>
+            </w:pPr>
+            <w:r>
+              <w:t xml:space="preserve">Effort (stima)</w:t>
+            </w:r>
+          </w:p>
+        </w:tc>
+      </w:tr>
+      <w:tr>
+        <w:tc>
+          <w:tcPr/>
+          <w:p>
+            <w:pPr>
+              <w:pStyle w:val="Compact"/>
+            </w:pPr>
+            <w:r>
+              <w:rPr>
+                <w:b/>
+                <w:bCs/>
+              </w:rPr>
+              <w:t xml:space="preserve">Share Extension</w:t>
+            </w:r>
+            <w:r>
+              <w:t xml:space="preserve"> </w:t>
+            </w:r>
+            <w:r>
+              <w:t xml:space="preserve">(consigliata)</w:t>
+            </w:r>
+          </w:p>
+        </w:tc>
+        <w:tc>
+          <w:tcPr/>
+          <w:p>
+            <w:pPr>
+              <w:pStyle w:val="Compact"/>
+            </w:pPr>
+            <w:r>
+              <w:t xml:space="preserve">Share sheet ovunque: Safari, Files, Quick Look, altre app</w:t>
+            </w:r>
+          </w:p>
+        </w:tc>
+        <w:tc>
+          <w:tcPr/>
+          <w:p>
+            <w:pPr>
+              <w:pStyle w:val="Compact"/>
+            </w:pPr>
+            <w:r>
+              <w:t xml:space="preserve">sì / sì / sì, stesso backend</w:t>
+            </w:r>
+          </w:p>
+        </w:tc>
+        <w:tc>
+          <w:tcPr/>
+          <w:p>
+            <w:pPr>
+              <w:pStyle w:val="Compact"/>
+            </w:pPr>
+            <w:r>
+              <w:t xml:space="preserve">Il risultato va mostrato in una UI nostra; non compare al long-press diretto</w:t>
+            </w:r>
+          </w:p>
+        </w:tc>
+        <w:tc>
+          <w:tcPr/>
+          <w:p>
+            <w:pPr>
+              <w:pStyle w:val="Compact"/>
+            </w:pPr>
+            <w:r>
+              <w:t xml:space="preserve">6–9 gg</w:t>
+            </w:r>
+          </w:p>
+        </w:tc>
+      </w:tr>
+      <w:tr>
+        <w:tc>
+          <w:tcPr/>
+          <w:p>
+            <w:pPr>
+              <w:pStyle w:val="Compact"/>
+            </w:pPr>
+            <w:r>
+              <w:t xml:space="preserve">Porting della Safari Web Extension</w:t>
+            </w:r>
+          </w:p>
+        </w:tc>
+        <w:tc>
+          <w:tcPr/>
+          <w:p>
+            <w:pPr>
+              <w:pStyle w:val="Compact"/>
+            </w:pPr>
+            <w:r>
+              <w:t xml:space="preserve">menu</w:t>
+            </w:r>
+            <w:r>
+              <w:t xml:space="preserve"> </w:t>
+            </w:r>
+            <w:r>
+              <w:t xml:space="preserve">“aA”</w:t>
+            </w:r>
+            <w:r>
+              <w:t xml:space="preserve"> </w:t>
+            </w:r>
+            <w:r>
+              <w:t xml:space="preserve">di Safari</w:t>
+            </w:r>
+          </w:p>
+        </w:tc>
+        <w:tc>
+          <w:tcPr/>
+          <w:p>
+            <w:pPr>
+              <w:pStyle w:val="Compact"/>
+            </w:pPr>
+            <w:r>
+              <w:t xml:space="preserve">solo pagine web</w:t>
+            </w:r>
+          </w:p>
+        </w:tc>
+        <w:tc>
+          <w:tcPr/>
+          <w:p>
+            <w:pPr>
+              <w:pStyle w:val="Compact"/>
+            </w:pPr>
+            <w:r>
+              <w:rPr>
+                <w:rStyle w:val="VerbatimChar"/>
+              </w:rPr>
+              <w:t xml:space="preserve">identity</w:t>
+            </w:r>
+            <w:r>
+              <w:t xml:space="preserve"> </w:t>
+            </w:r>
+            <w:r>
+              <w:t xml:space="preserve">e</w:t>
+            </w:r>
+            <w:r>
+              <w:t xml:space="preserve"> </w:t>
+            </w:r>
+            <w:r>
+              <w:rPr>
+                <w:rStyle w:val="VerbatimChar"/>
+              </w:rPr>
+              <w:t xml:space="preserve">contextMenus</w:t>
+            </w:r>
+            <w:r>
+              <w:t xml:space="preserve"> </w:t>
+            </w:r>
+            <w:r>
+              <w:t xml:space="preserve">non supportati: OAuth da riscrivere, niente PDF/Quick Look</w:t>
+            </w:r>
+          </w:p>
+        </w:tc>
+        <w:tc>
+          <w:tcPr/>
+          <w:p>
+            <w:pPr>
+              <w:pStyle w:val="Compact"/>
+            </w:pPr>
+            <w:r>
+              <w:t xml:space="preserve">5–8 gg, copre meno</w:t>
+            </w:r>
+          </w:p>
+        </w:tc>
+      </w:tr>
+      <w:tr>
+        <w:tc>
+          <w:tcPr/>
+          <w:p>
+            <w:pPr>
+              <w:pStyle w:val="Compact"/>
+            </w:pPr>
+            <w:r>
+              <w:t xml:space="preserve">Voce nel menu long-press sui link</w:t>
+            </w:r>
+          </w:p>
+        </w:tc>
+        <w:tc>
+          <w:tcPr/>
+          <w:p>
+            <w:pPr>
+              <w:pStyle w:val="Compact"/>
+            </w:pPr>
+            <w:r>
+              <w:t xml:space="preserve">—</w:t>
+            </w:r>
+          </w:p>
+        </w:tc>
+        <w:tc>
+          <w:tcPr/>
+          <w:p>
+            <w:pPr>
+              <w:pStyle w:val="Compact"/>
+            </w:pPr>
+            <w:r>
+              <w:t xml:space="preserve">—</w:t>
+            </w:r>
+          </w:p>
+        </w:tc>
+        <w:tc>
+          <w:tcPr/>
+          <w:p>
+            <w:pPr>
+              <w:pStyle w:val="Compact"/>
+            </w:pPr>
+            <w:r>
+              <w:rPr>
+                <w:b/>
+                <w:bCs/>
+              </w:rPr>
+              <w:t xml:space="preserve">Non esiste</w:t>
+            </w:r>
+            <w:r>
+              <w:t xml:space="preserve"> </w:t>
+            </w:r>
+            <w:r>
+              <w:t xml:space="preserve">su iOS (</w:t>
+            </w:r>
+            <w:r>
+              <w:rPr>
+                <w:rStyle w:val="VerbatimChar"/>
+              </w:rPr>
+              <w:t xml:space="preserve">SFSafariContextMenu</w:t>
+            </w:r>
+            <w:r>
+              <w:t xml:space="preserve"> </w:t>
+            </w:r>
+            <w:r>
+              <w:t xml:space="preserve">è solo macOS)</w:t>
+            </w:r>
+          </w:p>
+        </w:tc>
+        <w:tc>
+          <w:tcPr/>
+          <w:p>
+            <w:pPr>
+              <w:pStyle w:val="Compact"/>
+            </w:pPr>
+            <w:r>
+              <w:t xml:space="preserve">non fattibile</w:t>
+            </w:r>
+          </w:p>
+        </w:tc>
+      </w:tr>
+      <w:tr>
+        <w:tc>
+          <w:tcPr/>
+          <w:p>
+            <w:pPr>
+              <w:pStyle w:val="Compact"/>
+            </w:pPr>
+            <w:r>
+              <w:t xml:space="preserve">Quick Look Preview Extension</w:t>
+            </w:r>
+          </w:p>
+        </w:tc>
+        <w:tc>
+          <w:tcPr/>
+          <w:p>
+            <w:pPr>
+              <w:pStyle w:val="Compact"/>
+            </w:pPr>
+            <w:r>
+              <w:t xml:space="preserve">anteprime di formati custom</w:t>
+            </w:r>
+          </w:p>
+        </w:tc>
+        <w:tc>
+          <w:tcPr/>
+          <w:p>
+            <w:pPr>
+              <w:pStyle w:val="Compact"/>
+            </w:pPr>
+            <w:r>
+              <w:t xml:space="preserve">—</w:t>
+            </w:r>
+          </w:p>
+        </w:tc>
+        <w:tc>
+          <w:tcPr/>
+          <w:p>
+            <w:pPr>
+              <w:pStyle w:val="Compact"/>
+            </w:pPr>
+            <w:r>
+              <w:t xml:space="preserve">nessun pulsante aggiungibile</w:t>
+            </w:r>
+          </w:p>
+        </w:tc>
+        <w:tc>
+          <w:tcPr/>
+          <w:p>
+            <w:pPr>
+              <w:pStyle w:val="Compact"/>
+            </w:pPr>
+            <w:r>
+              <w:t xml:space="preserve">non applicabile</w:t>
+            </w:r>
+          </w:p>
+        </w:tc>
+      </w:tr>
+      <w:tr>
+        <w:tc>
+          <w:tcPr/>
+          <w:p>
+            <w:pPr>
+              <w:pStyle w:val="Compact"/>
+            </w:pPr>
+            <w:r>
+              <w:t xml:space="preserve">Shortcuts / App Intent</w:t>
+            </w:r>
+          </w:p>
+        </w:tc>
+        <w:tc>
+          <w:tcPr/>
+          <w:p>
+            <w:pPr>
+              <w:pStyle w:val="Compact"/>
+            </w:pPr>
+            <w:r>
+              <w:t xml:space="preserve">Share sheet solo se l’utente attiva</w:t>
+            </w:r>
+            <w:r>
+              <w:t xml:space="preserve"> </w:t>
+            </w:r>
+            <w:r>
+              <w:t xml:space="preserve">“Mostra nella levata”</w:t>
+            </w:r>
+          </w:p>
+        </w:tc>
+        <w:tc>
+          <w:tcPr/>
+          <w:p>
+            <w:pPr>
+              <w:pStyle w:val="Compact"/>
+            </w:pPr>
+            <w:r>
+              <w:t xml:space="preserve">dipende</w:t>
+            </w:r>
+          </w:p>
+        </w:tc>
+        <w:tc>
+          <w:tcPr/>
+          <w:p>
+            <w:pPr>
+              <w:pStyle w:val="Compact"/>
+            </w:pPr>
+            <w:r>
+              <w:t xml:space="preserve">copertura affidata all’utente</w:t>
+            </w:r>
+          </w:p>
+        </w:tc>
+        <w:tc>
+          <w:tcPr/>
+          <w:p>
+            <w:pPr>
+              <w:pStyle w:val="Compact"/>
+            </w:pPr>
+            <w:r>
+              <w:t xml:space="preserve">basso, inaffidabile</w:t>
+            </w:r>
+          </w:p>
+        </w:tc>
+      </w:tr>
+    </w:tbl>
+    <w:p>
+      <w:pPr>
+        <w:pStyle w:val="BodyText"/>
+      </w:pPr>
+      <w:r>
+        <w:rPr>
+          <w:b/>
+          <w:bCs/>
+        </w:rPr>
+        <w:t xml:space="preserve">Percorso minimo:</w:t>
+      </w:r>
+      <w:r>
+        <w:t xml:space="preserve"> </w:t>
+      </w:r>
+      <w:r>
+        <w:t xml:space="preserve">app contenitore + una Share Extension che accetta URL web e file PDF, estrae il testo in</w:t>
+      </w:r>
+      <w:r>
+        <w:t xml:space="preserve"> </w:t>
+      </w:r>
+      <w:r>
+        <w:t xml:space="preserve">Safari con</w:t>
+      </w:r>
+      <w:r>
+        <w:t xml:space="preserve"> </w:t>
+      </w:r>
+      <w:r>
+        <w:rPr>
+          <w:rStyle w:val="VerbatimChar"/>
+        </w:rPr>
+        <w:t xml:space="preserve">NSExtensionJavaScriptPreprocessingFile</w:t>
+      </w:r>
+      <w:r>
+        <w:t xml:space="preserve"> </w:t>
+      </w:r>
+      <w:r>
+        <w:t xml:space="preserve">(stessa logica di</w:t>
+      </w:r>
+      <w:r>
+        <w:t xml:space="preserve"> </w:t>
+      </w:r>
+      <w:r>
+        <w:rPr>
+          <w:rStyle w:val="VerbatimChar"/>
+        </w:rPr>
+        <w:t xml:space="preserve">content.js</w:t>
+      </w:r>
+      <w:r>
+        <w:t xml:space="preserve">), chiama</w:t>
+      </w:r>
+      <w:r>
+        <w:t xml:space="preserve"> </w:t>
+      </w:r>
+      <w:r>
+        <w:rPr>
+          <w:rStyle w:val="VerbatimChar"/>
+        </w:rPr>
+        <w:t xml:space="preserve">/summarize-url</w:t>
+      </w:r>
+      <w:r>
+        <w:t xml:space="preserve"> </w:t>
+      </w:r>
+      <w:r>
+        <w:t xml:space="preserve">e</w:t>
+      </w:r>
+      <w:r>
+        <w:t xml:space="preserve"> </w:t>
+      </w:r>
+      <w:r>
+        <w:rPr>
+          <w:rStyle w:val="VerbatimChar"/>
+        </w:rPr>
+        <w:t xml:space="preserve">/extract-pdf</w:t>
+      </w:r>
+      <w:r>
+        <w:t xml:space="preserve">, mostra il riassunto. Dal long-press su un link:</w:t>
+      </w:r>
+      <w:r>
+        <w:t xml:space="preserve"> </w:t>
+      </w:r>
+      <w:r>
+        <w:t xml:space="preserve">“Condividi → Squeeze”</w:t>
+      </w:r>
+      <w:r>
+        <w:t xml:space="preserve">, un tocco in più.</w:t>
+      </w:r>
+    </w:p>
+    <w:p>
+      <w:pPr>
+        <w:pStyle w:val="BodyText"/>
+      </w:pPr>
+      <w:r>
+        <w:rPr>
+          <w:b/>
+          <w:bCs/>
+        </w:rPr>
+        <w:t xml:space="preserve">Vincoli App Store:</w:t>
+      </w:r>
+      <w:r>
+        <w:t xml:space="preserve"> </w:t>
+      </w:r>
+      <w:r>
+        <w:t xml:space="preserve">4.8 — con Google Sign-In serve anche Sign in with Apple (nuovo</w:t>
+      </w:r>
+      <w:r>
+        <w:t xml:space="preserve"> </w:t>
+      </w:r>
+      <w:r>
+        <w:rPr>
+          <w:rStyle w:val="VerbatimChar"/>
+        </w:rPr>
+        <w:t xml:space="preserve">/auth/apple</w:t>
+      </w:r>
+      <w:r>
+        <w:t xml:space="preserve">, 2–3 gg);</w:t>
+      </w:r>
+      <w:r>
+        <w:t xml:space="preserve"> </w:t>
+      </w:r>
+      <w:r>
+        <w:t xml:space="preserve">3.1.1 — Premium venduto nell’app solo con In-App Purchase, non siamo una</w:t>
+      </w:r>
+      <w:r>
+        <w:t xml:space="preserve"> </w:t>
+      </w:r>
+      <w:r>
+        <w:t xml:space="preserve">“reader app”</w:t>
+      </w:r>
+      <w:r>
+        <w:t xml:space="preserve"> </w:t>
+      </w:r>
+      <w:r>
+        <w:t xml:space="preserve">(consiglio: l’app iOS</w:t>
+      </w:r>
+      <w:r>
+        <w:t xml:space="preserve"> </w:t>
+      </w:r>
+      <w:r>
+        <w:t xml:space="preserve">non vende, mostra solo lo stato acquistato altrove; zona grigia in review); 5.1.1 — privacy, consenso,</w:t>
+      </w:r>
+      <w:r>
+        <w:t xml:space="preserve"> </w:t>
+      </w:r>
+      <w:r>
+        <w:t xml:space="preserve">cancellazione account in-app. Apple Developer Program 99 $/anno. Non verificati: limite di memoria delle</w:t>
+      </w:r>
+      <w:r>
+        <w:t xml:space="preserve"> </w:t>
+      </w:r>
+      <w:r>
+        <w:t xml:space="preserve">Share Extension (~120 MB, solo forum),</w:t>
+      </w:r>
+      <w:r>
+        <w:t xml:space="preserve"> </w:t>
+      </w:r>
+      <w:r>
+        <w:rPr>
+          <w:rStyle w:val="VerbatimChar"/>
+        </w:rPr>
+        <w:t xml:space="preserve">notifications</w:t>
+      </w:r>
+      <w:r>
+        <w:t xml:space="preserve"> </w:t>
+      </w:r>
+      <w:r>
+        <w:t xml:space="preserve">su Safari iOS.</w:t>
+      </w:r>
+    </w:p>
+    <w:p>
+      <w:pPr>
+        <w:pStyle w:val="BodyText"/>
+      </w:pPr>
+      <w:r>
+        <w:t xml:space="preserve">Totale stimato: 8–12 giorni-sviluppatore senza IAP.</w:t>
+      </w:r>
+    </w:p>
     <w:bookmarkEnd w:id="42"/>
-    <w:bookmarkStart w:id="47" w:name="parte-f-operatività-dopo-il-lancio"/>
+    <w:bookmarkEnd w:id="43"/>
+    <w:bookmarkStart w:id="48" w:name="parte-f-operatività-dopo-il-lancio"/>
     <w:p>
       <w:pPr>
         <w:pStyle w:val="Heading1"/>
@@ -8194,7 +8885,7 @@
         <w:t xml:space="preserve">PARTE F — Operatività dopo il lancio</w:t>
       </w:r>
     </w:p>
-    <w:bookmarkStart w:id="43" w:name="f1.-cosa-guardare"/>
+    <w:bookmarkStart w:id="44" w:name="f1.-cosa-guardare"/>
     <w:p>
       <w:pPr>
         <w:pStyle w:val="Heading2"/>
@@ -8441,8 +9132,8 @@
         </w:tc>
       </w:tr>
     </w:tbl>
-    <w:bookmarkEnd w:id="43"/>
-    <w:bookmarkStart w:id="44" w:name="f2.-modificare-i-limiti-senza-rilasciare"/>
+    <w:bookmarkEnd w:id="44"/>
+    <w:bookmarkStart w:id="45" w:name="f2.-modificare-i-limiti-senza-rilasciare"/>
     <w:p>
       <w:pPr>
         <w:pStyle w:val="Heading2"/>
@@ -8468,8 +9159,8 @@
         <w:t xml:space="preserve">con chiave amministrativa: 15 parametri (prove, quota giornaliera, minuti di trascrizione, soglie di contenuto, rate limit). I valori vengono validati (fuori intervallo = rifiutato) e ogni modifica è una nuova versione: lo storico è leggibile. Per tornare al default si rimuove la voce.</w:t>
       </w:r>
     </w:p>
-    <w:bookmarkEnd w:id="44"/>
-    <w:bookmarkStart w:id="45" w:name="f3.-aggiornare-lestensione"/>
+    <w:bookmarkEnd w:id="45"/>
+    <w:bookmarkStart w:id="46" w:name="f3.-aggiornare-lestensione"/>
     <w:p>
       <w:pPr>
         <w:pStyle w:val="Heading2"/>
@@ -8517,8 +9208,8 @@
         <w:t xml:space="preserve">Ricostruisci il pacchetto (A3), caricalo come nuova versione nell’item esistente, invia in review. Le modifiche ai permessi o ai dati raccolti fanno ripartire una review completa e mostrano un avviso agli utenti.</w:t>
       </w:r>
     </w:p>
-    <w:bookmarkEnd w:id="45"/>
-    <w:bookmarkStart w:id="46" w:name="f4.-backup-e-ripristino"/>
+    <w:bookmarkEnd w:id="46"/>
+    <w:bookmarkStart w:id="47" w:name="f4.-backup-e-ripristino"/>
     <w:p>
       <w:pPr>
         <w:pStyle w:val="Heading2"/>
@@ -8624,9 +9315,9 @@
         </w:pict>
       </w:r>
     </w:p>
-    <w:bookmarkEnd w:id="46"/>
     <w:bookmarkEnd w:id="47"/>
-    <w:bookmarkStart w:id="48" w:name="parte-g-rischi-aperti-e-decisioni"/>
+    <w:bookmarkEnd w:id="48"/>
+    <w:bookmarkStart w:id="49" w:name="parte-g-rischi-aperti-e-decisioni"/>
     <w:p>
       <w:pPr>
         <w:pStyle w:val="Heading1"/>
@@ -9320,8 +10011,8 @@
         </w:pict>
       </w:r>
     </w:p>
-    <w:bookmarkEnd w:id="48"/>
-    <w:bookmarkStart w:id="49" w:name="X507a7cddbcf285d7e703d8cd60c2d8efb2ba8ee"/>
+    <w:bookmarkEnd w:id="49"/>
+    <w:bookmarkStart w:id="50" w:name="X507a7cddbcf285d7e703d8cd60c2d8efb2ba8ee"/>
     <w:p>
       <w:pPr>
         <w:pStyle w:val="Heading1"/>
@@ -10185,7 +10876,7 @@
         <w:t xml:space="preserve">(esito degli audit).</w:t>
       </w:r>
     </w:p>
-    <w:bookmarkEnd w:id="49"/>
+    <w:bookmarkEnd w:id="50"/>
     <w:sectPr>
       <w:footnotePr>
         <w:numRestart w:val="eachSect"/>
